--- a/отчёты/ЛР15 Кнопки и TextView.docx
+++ b/отчёты/ЛР15 Кнопки и TextView.docx
@@ -24,7 +24,8 @@
     </w:p>
     <w:p>
       <w:pPr>
-        <w:spacing w:after="80"/>
+        <w:keepNext w:val="false"/>
+        <w:spacing w:after="80" w:before="0"/>
         <w:ind w:firstLine="709"/>
         <w:jc w:val="both"/>
       </w:pPr>
@@ -130,7 +131,7 @@
           <w:right w:val="single" w:color="BFBFBF" w:sz="4" w:space="4"/>
         </w:pBdr>
         <w:shd w:fill="F4F4F4" w:color="auto" w:val="clear"/>
-        <w:spacing w:after="0" w:before="60" w:line="240"/>
+        <w:spacing w:after="0" w:before="60" w:line="240" w:lineRule="auto"/>
         <w:ind w:left="113" w:right="113"/>
       </w:pPr>
       <w:r>
@@ -152,7 +153,7 @@
           <w:right w:val="single" w:color="BFBFBF" w:sz="4" w:space="4"/>
         </w:pBdr>
         <w:shd w:fill="F4F4F4" w:color="auto" w:val="clear"/>
-        <w:spacing w:after="0" w:before="0" w:line="240"/>
+        <w:spacing w:after="0" w:before="0" w:line="240" w:lineRule="auto"/>
         <w:ind w:left="113" w:right="113"/>
       </w:pPr>
       <w:r>
@@ -174,7 +175,7 @@
           <w:right w:val="single" w:color="BFBFBF" w:sz="4" w:space="4"/>
         </w:pBdr>
         <w:shd w:fill="F4F4F4" w:color="auto" w:val="clear"/>
-        <w:spacing w:after="0" w:before="0" w:line="240"/>
+        <w:spacing w:after="0" w:before="0" w:line="240" w:lineRule="auto"/>
         <w:ind w:left="113" w:right="113"/>
       </w:pPr>
       <w:r>
@@ -196,7 +197,7 @@
           <w:right w:val="single" w:color="BFBFBF" w:sz="4" w:space="4"/>
         </w:pBdr>
         <w:shd w:fill="F4F4F4" w:color="auto" w:val="clear"/>
-        <w:spacing w:after="0" w:before="0" w:line="240"/>
+        <w:spacing w:after="0" w:before="0" w:line="240" w:lineRule="auto"/>
         <w:ind w:left="113" w:right="113"/>
       </w:pPr>
       <w:r>
@@ -218,7 +219,7 @@
           <w:right w:val="single" w:color="BFBFBF" w:sz="4" w:space="4"/>
         </w:pBdr>
         <w:shd w:fill="F4F4F4" w:color="auto" w:val="clear"/>
-        <w:spacing w:after="0" w:before="0" w:line="240"/>
+        <w:spacing w:after="0" w:before="0" w:line="240" w:lineRule="auto"/>
         <w:ind w:left="113" w:right="113"/>
       </w:pPr>
       <w:r>
@@ -240,7 +241,7 @@
           <w:right w:val="single" w:color="BFBFBF" w:sz="4" w:space="4"/>
         </w:pBdr>
         <w:shd w:fill="F4F4F4" w:color="auto" w:val="clear"/>
-        <w:spacing w:after="0" w:before="0" w:line="240"/>
+        <w:spacing w:after="0" w:before="0" w:line="240" w:lineRule="auto"/>
         <w:ind w:left="113" w:right="113"/>
       </w:pPr>
       <w:r>
@@ -262,7 +263,7 @@
           <w:right w:val="single" w:color="BFBFBF" w:sz="4" w:space="4"/>
         </w:pBdr>
         <w:shd w:fill="F4F4F4" w:color="auto" w:val="clear"/>
-        <w:spacing w:after="0" w:before="0" w:line="240"/>
+        <w:spacing w:after="0" w:before="0" w:line="240" w:lineRule="auto"/>
         <w:ind w:left="113" w:right="113"/>
       </w:pPr>
       <w:r>
@@ -284,7 +285,7 @@
           <w:right w:val="single" w:color="BFBFBF" w:sz="4" w:space="4"/>
         </w:pBdr>
         <w:shd w:fill="F4F4F4" w:color="auto" w:val="clear"/>
-        <w:spacing w:after="0" w:before="0" w:line="240"/>
+        <w:spacing w:after="0" w:before="0" w:line="240" w:lineRule="auto"/>
         <w:ind w:left="113" w:right="113"/>
       </w:pPr>
       <w:r>
@@ -306,7 +307,7 @@
           <w:right w:val="single" w:color="BFBFBF" w:sz="4" w:space="4"/>
         </w:pBdr>
         <w:shd w:fill="F4F4F4" w:color="auto" w:val="clear"/>
-        <w:spacing w:after="0" w:before="0" w:line="240"/>
+        <w:spacing w:after="0" w:before="0" w:line="240" w:lineRule="auto"/>
         <w:ind w:left="113" w:right="113"/>
       </w:pPr>
       <w:r>
@@ -328,7 +329,7 @@
           <w:right w:val="single" w:color="BFBFBF" w:sz="4" w:space="4"/>
         </w:pBdr>
         <w:shd w:fill="F4F4F4" w:color="auto" w:val="clear"/>
-        <w:spacing w:after="0" w:before="0" w:line="240"/>
+        <w:spacing w:after="0" w:before="0" w:line="240" w:lineRule="auto"/>
         <w:ind w:left="113" w:right="113"/>
       </w:pPr>
       <w:r>
@@ -350,7 +351,7 @@
           <w:right w:val="single" w:color="BFBFBF" w:sz="4" w:space="4"/>
         </w:pBdr>
         <w:shd w:fill="F4F4F4" w:color="auto" w:val="clear"/>
-        <w:spacing w:after="0" w:before="0" w:line="240"/>
+        <w:spacing w:after="0" w:before="0" w:line="240" w:lineRule="auto"/>
         <w:ind w:left="113" w:right="113"/>
       </w:pPr>
       <w:r>
@@ -372,7 +373,7 @@
           <w:right w:val="single" w:color="BFBFBF" w:sz="4" w:space="4"/>
         </w:pBdr>
         <w:shd w:fill="F4F4F4" w:color="auto" w:val="clear"/>
-        <w:spacing w:after="0" w:before="0" w:line="240"/>
+        <w:spacing w:after="0" w:before="0" w:line="240" w:lineRule="auto"/>
         <w:ind w:left="113" w:right="113"/>
       </w:pPr>
       <w:r>
@@ -394,7 +395,7 @@
           <w:right w:val="single" w:color="BFBFBF" w:sz="4" w:space="4"/>
         </w:pBdr>
         <w:shd w:fill="F4F4F4" w:color="auto" w:val="clear"/>
-        <w:spacing w:after="0" w:before="0" w:line="240"/>
+        <w:spacing w:after="0" w:before="0" w:line="240" w:lineRule="auto"/>
         <w:ind w:left="113" w:right="113"/>
       </w:pPr>
       <w:r>
@@ -416,7 +417,7 @@
           <w:right w:val="single" w:color="BFBFBF" w:sz="4" w:space="4"/>
         </w:pBdr>
         <w:shd w:fill="F4F4F4" w:color="auto" w:val="clear"/>
-        <w:spacing w:after="0" w:before="0" w:line="240"/>
+        <w:spacing w:after="0" w:before="0" w:line="240" w:lineRule="auto"/>
         <w:ind w:left="113" w:right="113"/>
       </w:pPr>
       <w:r>
@@ -438,7 +439,7 @@
           <w:right w:val="single" w:color="BFBFBF" w:sz="4" w:space="4"/>
         </w:pBdr>
         <w:shd w:fill="F4F4F4" w:color="auto" w:val="clear"/>
-        <w:spacing w:after="0" w:before="0" w:line="240"/>
+        <w:spacing w:after="0" w:before="0" w:line="240" w:lineRule="auto"/>
         <w:ind w:left="113" w:right="113"/>
       </w:pPr>
       <w:r>
@@ -460,7 +461,7 @@
           <w:right w:val="single" w:color="BFBFBF" w:sz="4" w:space="4"/>
         </w:pBdr>
         <w:shd w:fill="F4F4F4" w:color="auto" w:val="clear"/>
-        <w:spacing w:after="0" w:before="0" w:line="240"/>
+        <w:spacing w:after="0" w:before="0" w:line="240" w:lineRule="auto"/>
         <w:ind w:left="113" w:right="113"/>
       </w:pPr>
       <w:r>
@@ -482,7 +483,7 @@
           <w:right w:val="single" w:color="BFBFBF" w:sz="4" w:space="4"/>
         </w:pBdr>
         <w:shd w:fill="F4F4F4" w:color="auto" w:val="clear"/>
-        <w:spacing w:after="0" w:before="0" w:line="240"/>
+        <w:spacing w:after="0" w:before="0" w:line="240" w:lineRule="auto"/>
         <w:ind w:left="113" w:right="113"/>
       </w:pPr>
       <w:r>
@@ -504,7 +505,7 @@
           <w:right w:val="single" w:color="BFBFBF" w:sz="4" w:space="4"/>
         </w:pBdr>
         <w:shd w:fill="F4F4F4" w:color="auto" w:val="clear"/>
-        <w:spacing w:after="0" w:before="0" w:line="240"/>
+        <w:spacing w:after="0" w:before="0" w:line="240" w:lineRule="auto"/>
         <w:ind w:left="113" w:right="113"/>
       </w:pPr>
       <w:r>
@@ -526,7 +527,7 @@
           <w:right w:val="single" w:color="BFBFBF" w:sz="4" w:space="4"/>
         </w:pBdr>
         <w:shd w:fill="F4F4F4" w:color="auto" w:val="clear"/>
-        <w:spacing w:after="0" w:before="0" w:line="240"/>
+        <w:spacing w:after="0" w:before="0" w:line="240" w:lineRule="auto"/>
         <w:ind w:left="113" w:right="113"/>
       </w:pPr>
       <w:r>
@@ -548,7 +549,7 @@
           <w:right w:val="single" w:color="BFBFBF" w:sz="4" w:space="4"/>
         </w:pBdr>
         <w:shd w:fill="F4F4F4" w:color="auto" w:val="clear"/>
-        <w:spacing w:after="0" w:before="0" w:line="240"/>
+        <w:spacing w:after="0" w:before="0" w:line="240" w:lineRule="auto"/>
         <w:ind w:left="113" w:right="113"/>
       </w:pPr>
       <w:r>
@@ -570,7 +571,7 @@
           <w:right w:val="single" w:color="BFBFBF" w:sz="4" w:space="4"/>
         </w:pBdr>
         <w:shd w:fill="F4F4F4" w:color="auto" w:val="clear"/>
-        <w:spacing w:after="0" w:before="0" w:line="240"/>
+        <w:spacing w:after="0" w:before="0" w:line="240" w:lineRule="auto"/>
         <w:ind w:left="113" w:right="113"/>
       </w:pPr>
       <w:r>
@@ -592,7 +593,7 @@
           <w:right w:val="single" w:color="BFBFBF" w:sz="4" w:space="4"/>
         </w:pBdr>
         <w:shd w:fill="F4F4F4" w:color="auto" w:val="clear"/>
-        <w:spacing w:after="0" w:before="0" w:line="240"/>
+        <w:spacing w:after="0" w:before="0" w:line="240" w:lineRule="auto"/>
         <w:ind w:left="113" w:right="113"/>
       </w:pPr>
       <w:r>
@@ -614,7 +615,7 @@
           <w:right w:val="single" w:color="BFBFBF" w:sz="4" w:space="4"/>
         </w:pBdr>
         <w:shd w:fill="F4F4F4" w:color="auto" w:val="clear"/>
-        <w:spacing w:after="0" w:before="0" w:line="240"/>
+        <w:spacing w:after="0" w:before="0" w:line="240" w:lineRule="auto"/>
         <w:ind w:left="113" w:right="113"/>
       </w:pPr>
       <w:r>
@@ -636,7 +637,7 @@
           <w:right w:val="single" w:color="BFBFBF" w:sz="4" w:space="4"/>
         </w:pBdr>
         <w:shd w:fill="F4F4F4" w:color="auto" w:val="clear"/>
-        <w:spacing w:after="0" w:before="0" w:line="240"/>
+        <w:spacing w:after="0" w:before="0" w:line="240" w:lineRule="auto"/>
         <w:ind w:left="113" w:right="113"/>
       </w:pPr>
       <w:r>
@@ -658,7 +659,7 @@
           <w:right w:val="single" w:color="BFBFBF" w:sz="4" w:space="4"/>
         </w:pBdr>
         <w:shd w:fill="F4F4F4" w:color="auto" w:val="clear"/>
-        <w:spacing w:after="0" w:before="0" w:line="240"/>
+        <w:spacing w:after="0" w:before="0" w:line="240" w:lineRule="auto"/>
         <w:ind w:left="113" w:right="113"/>
       </w:pPr>
       <w:r>
@@ -680,7 +681,7 @@
           <w:right w:val="single" w:color="BFBFBF" w:sz="4" w:space="4"/>
         </w:pBdr>
         <w:shd w:fill="F4F4F4" w:color="auto" w:val="clear"/>
-        <w:spacing w:after="0" w:before="0" w:line="240"/>
+        <w:spacing w:after="0" w:before="0" w:line="240" w:lineRule="auto"/>
         <w:ind w:left="113" w:right="113"/>
       </w:pPr>
       <w:r>
@@ -702,7 +703,7 @@
           <w:right w:val="single" w:color="BFBFBF" w:sz="4" w:space="4"/>
         </w:pBdr>
         <w:shd w:fill="F4F4F4" w:color="auto" w:val="clear"/>
-        <w:spacing w:after="0" w:before="0" w:line="240"/>
+        <w:spacing w:after="0" w:before="0" w:line="240" w:lineRule="auto"/>
         <w:ind w:left="113" w:right="113"/>
       </w:pPr>
       <w:r>
@@ -724,7 +725,7 @@
           <w:right w:val="single" w:color="BFBFBF" w:sz="4" w:space="4"/>
         </w:pBdr>
         <w:shd w:fill="F4F4F4" w:color="auto" w:val="clear"/>
-        <w:spacing w:after="0" w:before="0" w:line="240"/>
+        <w:spacing w:after="0" w:before="0" w:line="240" w:lineRule="auto"/>
         <w:ind w:left="113" w:right="113"/>
       </w:pPr>
       <w:r>
@@ -746,7 +747,7 @@
           <w:right w:val="single" w:color="BFBFBF" w:sz="4" w:space="4"/>
         </w:pBdr>
         <w:shd w:fill="F4F4F4" w:color="auto" w:val="clear"/>
-        <w:spacing w:after="0" w:before="0" w:line="240"/>
+        <w:spacing w:after="0" w:before="0" w:line="240" w:lineRule="auto"/>
         <w:ind w:left="113" w:right="113"/>
       </w:pPr>
       <w:r>
@@ -768,7 +769,7 @@
           <w:right w:val="single" w:color="BFBFBF" w:sz="4" w:space="4"/>
         </w:pBdr>
         <w:shd w:fill="F4F4F4" w:color="auto" w:val="clear"/>
-        <w:spacing w:after="0" w:before="0" w:line="240"/>
+        <w:spacing w:after="0" w:before="0" w:line="240" w:lineRule="auto"/>
         <w:ind w:left="113" w:right="113"/>
       </w:pPr>
       <w:r>
@@ -790,7 +791,7 @@
           <w:right w:val="single" w:color="BFBFBF" w:sz="4" w:space="4"/>
         </w:pBdr>
         <w:shd w:fill="F4F4F4" w:color="auto" w:val="clear"/>
-        <w:spacing w:after="0" w:before="0" w:line="240"/>
+        <w:spacing w:after="0" w:before="0" w:line="240" w:lineRule="auto"/>
         <w:ind w:left="113" w:right="113"/>
       </w:pPr>
       <w:r>
@@ -812,7 +813,7 @@
           <w:right w:val="single" w:color="BFBFBF" w:sz="4" w:space="4"/>
         </w:pBdr>
         <w:shd w:fill="F4F4F4" w:color="auto" w:val="clear"/>
-        <w:spacing w:after="0" w:before="0" w:line="240"/>
+        <w:spacing w:after="0" w:before="0" w:line="240" w:lineRule="auto"/>
         <w:ind w:left="113" w:right="113"/>
       </w:pPr>
       <w:r>
@@ -834,7 +835,7 @@
           <w:right w:val="single" w:color="BFBFBF" w:sz="4" w:space="4"/>
         </w:pBdr>
         <w:shd w:fill="F4F4F4" w:color="auto" w:val="clear"/>
-        <w:spacing w:after="0" w:before="0" w:line="240"/>
+        <w:spacing w:after="0" w:before="0" w:line="240" w:lineRule="auto"/>
         <w:ind w:left="113" w:right="113"/>
       </w:pPr>
       <w:r>
@@ -856,7 +857,7 @@
           <w:right w:val="single" w:color="BFBFBF" w:sz="4" w:space="4"/>
         </w:pBdr>
         <w:shd w:fill="F4F4F4" w:color="auto" w:val="clear"/>
-        <w:spacing w:after="0" w:before="0" w:line="240"/>
+        <w:spacing w:after="0" w:before="0" w:line="240" w:lineRule="auto"/>
         <w:ind w:left="113" w:right="113"/>
       </w:pPr>
       <w:r>
@@ -878,7 +879,7 @@
           <w:right w:val="single" w:color="BFBFBF" w:sz="4" w:space="4"/>
         </w:pBdr>
         <w:shd w:fill="F4F4F4" w:color="auto" w:val="clear"/>
-        <w:spacing w:after="0" w:before="0" w:line="240"/>
+        <w:spacing w:after="0" w:before="0" w:line="240" w:lineRule="auto"/>
         <w:ind w:left="113" w:right="113"/>
       </w:pPr>
       <w:r>
@@ -900,7 +901,7 @@
           <w:right w:val="single" w:color="BFBFBF" w:sz="4" w:space="4"/>
         </w:pBdr>
         <w:shd w:fill="F4F4F4" w:color="auto" w:val="clear"/>
-        <w:spacing w:after="0" w:before="0" w:line="240"/>
+        <w:spacing w:after="0" w:before="0" w:line="240" w:lineRule="auto"/>
         <w:ind w:left="113" w:right="113"/>
       </w:pPr>
       <w:r>
@@ -922,7 +923,7 @@
           <w:right w:val="single" w:color="BFBFBF" w:sz="4" w:space="4"/>
         </w:pBdr>
         <w:shd w:fill="F4F4F4" w:color="auto" w:val="clear"/>
-        <w:spacing w:after="0" w:before="0" w:line="240"/>
+        <w:spacing w:after="0" w:before="0" w:line="240" w:lineRule="auto"/>
         <w:ind w:left="113" w:right="113"/>
       </w:pPr>
       <w:r>
@@ -944,7 +945,7 @@
           <w:right w:val="single" w:color="BFBFBF" w:sz="4" w:space="4"/>
         </w:pBdr>
         <w:shd w:fill="F4F4F4" w:color="auto" w:val="clear"/>
-        <w:spacing w:after="0" w:before="0" w:line="240"/>
+        <w:spacing w:after="0" w:before="0" w:line="240" w:lineRule="auto"/>
         <w:ind w:left="113" w:right="113"/>
       </w:pPr>
       <w:r>
@@ -966,7 +967,7 @@
           <w:right w:val="single" w:color="BFBFBF" w:sz="4" w:space="4"/>
         </w:pBdr>
         <w:shd w:fill="F4F4F4" w:color="auto" w:val="clear"/>
-        <w:spacing w:after="0" w:before="0" w:line="240"/>
+        <w:spacing w:after="0" w:before="0" w:line="240" w:lineRule="auto"/>
         <w:ind w:left="113" w:right="113"/>
       </w:pPr>
       <w:r>
@@ -988,7 +989,7 @@
           <w:right w:val="single" w:color="BFBFBF" w:sz="4" w:space="4"/>
         </w:pBdr>
         <w:shd w:fill="F4F4F4" w:color="auto" w:val="clear"/>
-        <w:spacing w:after="0" w:before="0" w:line="240"/>
+        <w:spacing w:after="0" w:before="0" w:line="240" w:lineRule="auto"/>
         <w:ind w:left="113" w:right="113"/>
       </w:pPr>
       <w:r>
@@ -1010,7 +1011,7 @@
           <w:right w:val="single" w:color="BFBFBF" w:sz="4" w:space="4"/>
         </w:pBdr>
         <w:shd w:fill="F4F4F4" w:color="auto" w:val="clear"/>
-        <w:spacing w:after="0" w:before="0" w:line="240"/>
+        <w:spacing w:after="0" w:before="0" w:line="240" w:lineRule="auto"/>
         <w:ind w:left="113" w:right="113"/>
       </w:pPr>
       <w:r>
@@ -1032,7 +1033,7 @@
           <w:right w:val="single" w:color="BFBFBF" w:sz="4" w:space="4"/>
         </w:pBdr>
         <w:shd w:fill="F4F4F4" w:color="auto" w:val="clear"/>
-        <w:spacing w:after="0" w:before="0" w:line="240"/>
+        <w:spacing w:after="0" w:before="0" w:line="240" w:lineRule="auto"/>
         <w:ind w:left="113" w:right="113"/>
       </w:pPr>
       <w:r>
@@ -1054,7 +1055,7 @@
           <w:right w:val="single" w:color="BFBFBF" w:sz="4" w:space="4"/>
         </w:pBdr>
         <w:shd w:fill="F4F4F4" w:color="auto" w:val="clear"/>
-        <w:spacing w:after="0" w:before="0" w:line="240"/>
+        <w:spacing w:after="0" w:before="0" w:line="240" w:lineRule="auto"/>
         <w:ind w:left="113" w:right="113"/>
       </w:pPr>
       <w:r>
@@ -1076,7 +1077,7 @@
           <w:right w:val="single" w:color="BFBFBF" w:sz="4" w:space="4"/>
         </w:pBdr>
         <w:shd w:fill="F4F4F4" w:color="auto" w:val="clear"/>
-        <w:spacing w:after="0" w:before="0" w:line="240"/>
+        <w:spacing w:after="0" w:before="0" w:line="240" w:lineRule="auto"/>
         <w:ind w:left="113" w:right="113"/>
       </w:pPr>
       <w:r>
@@ -1098,7 +1099,7 @@
           <w:right w:val="single" w:color="BFBFBF" w:sz="4" w:space="4"/>
         </w:pBdr>
         <w:shd w:fill="F4F4F4" w:color="auto" w:val="clear"/>
-        <w:spacing w:after="0" w:before="0" w:line="240"/>
+        <w:spacing w:after="0" w:before="0" w:line="240" w:lineRule="auto"/>
         <w:ind w:left="113" w:right="113"/>
       </w:pPr>
       <w:r>
@@ -1120,7 +1121,7 @@
           <w:right w:val="single" w:color="BFBFBF" w:sz="4" w:space="4"/>
         </w:pBdr>
         <w:shd w:fill="F4F4F4" w:color="auto" w:val="clear"/>
-        <w:spacing w:after="0" w:before="0" w:line="240"/>
+        <w:spacing w:after="0" w:before="0" w:line="240" w:lineRule="auto"/>
         <w:ind w:left="113" w:right="113"/>
       </w:pPr>
       <w:r>
@@ -1142,7 +1143,7 @@
           <w:right w:val="single" w:color="BFBFBF" w:sz="4" w:space="4"/>
         </w:pBdr>
         <w:shd w:fill="F4F4F4" w:color="auto" w:val="clear"/>
-        <w:spacing w:after="0" w:before="0" w:line="240"/>
+        <w:spacing w:after="0" w:before="0" w:line="240" w:lineRule="auto"/>
         <w:ind w:left="113" w:right="113"/>
       </w:pPr>
       <w:r>
@@ -1164,7 +1165,7 @@
           <w:right w:val="single" w:color="BFBFBF" w:sz="4" w:space="4"/>
         </w:pBdr>
         <w:shd w:fill="F4F4F4" w:color="auto" w:val="clear"/>
-        <w:spacing w:after="0" w:before="0" w:line="240"/>
+        <w:spacing w:after="0" w:before="0" w:line="240" w:lineRule="auto"/>
         <w:ind w:left="113" w:right="113"/>
       </w:pPr>
       <w:r>
@@ -1186,7 +1187,7 @@
           <w:right w:val="single" w:color="BFBFBF" w:sz="4" w:space="4"/>
         </w:pBdr>
         <w:shd w:fill="F4F4F4" w:color="auto" w:val="clear"/>
-        <w:spacing w:after="0" w:before="0" w:line="240"/>
+        <w:spacing w:after="0" w:before="0" w:line="240" w:lineRule="auto"/>
         <w:ind w:left="113" w:right="113"/>
       </w:pPr>
       <w:r>
@@ -1208,7 +1209,7 @@
           <w:right w:val="single" w:color="BFBFBF" w:sz="4" w:space="4"/>
         </w:pBdr>
         <w:shd w:fill="F4F4F4" w:color="auto" w:val="clear"/>
-        <w:spacing w:after="0" w:before="0" w:line="240"/>
+        <w:spacing w:after="0" w:before="0" w:line="240" w:lineRule="auto"/>
         <w:ind w:left="113" w:right="113"/>
       </w:pPr>
       <w:r>
@@ -1230,7 +1231,7 @@
           <w:right w:val="single" w:color="BFBFBF" w:sz="4" w:space="4"/>
         </w:pBdr>
         <w:shd w:fill="F4F4F4" w:color="auto" w:val="clear"/>
-        <w:spacing w:after="0" w:before="0" w:line="240"/>
+        <w:spacing w:after="0" w:before="0" w:line="240" w:lineRule="auto"/>
         <w:ind w:left="113" w:right="113"/>
       </w:pPr>
       <w:r>
@@ -1252,7 +1253,7 @@
           <w:right w:val="single" w:color="BFBFBF" w:sz="4" w:space="4"/>
         </w:pBdr>
         <w:shd w:fill="F4F4F4" w:color="auto" w:val="clear"/>
-        <w:spacing w:after="0" w:before="0" w:line="240"/>
+        <w:spacing w:after="0" w:before="0" w:line="240" w:lineRule="auto"/>
         <w:ind w:left="113" w:right="113"/>
       </w:pPr>
       <w:r>
@@ -1274,7 +1275,7 @@
           <w:right w:val="single" w:color="BFBFBF" w:sz="4" w:space="4"/>
         </w:pBdr>
         <w:shd w:fill="F4F4F4" w:color="auto" w:val="clear"/>
-        <w:spacing w:after="0" w:before="0" w:line="240"/>
+        <w:spacing w:after="0" w:before="0" w:line="240" w:lineRule="auto"/>
         <w:ind w:left="113" w:right="113"/>
       </w:pPr>
       <w:r>
@@ -1296,7 +1297,7 @@
           <w:right w:val="single" w:color="BFBFBF" w:sz="4" w:space="4"/>
         </w:pBdr>
         <w:shd w:fill="F4F4F4" w:color="auto" w:val="clear"/>
-        <w:spacing w:after="0" w:before="0" w:line="240"/>
+        <w:spacing w:after="0" w:before="0" w:line="240" w:lineRule="auto"/>
         <w:ind w:left="113" w:right="113"/>
       </w:pPr>
       <w:r>
@@ -1318,7 +1319,7 @@
           <w:right w:val="single" w:color="BFBFBF" w:sz="4" w:space="4"/>
         </w:pBdr>
         <w:shd w:fill="F4F4F4" w:color="auto" w:val="clear"/>
-        <w:spacing w:after="0" w:before="0" w:line="240"/>
+        <w:spacing w:after="0" w:before="0" w:line="240" w:lineRule="auto"/>
         <w:ind w:left="113" w:right="113"/>
       </w:pPr>
       <w:r>
@@ -1340,7 +1341,7 @@
           <w:right w:val="single" w:color="BFBFBF" w:sz="4" w:space="4"/>
         </w:pBdr>
         <w:shd w:fill="F4F4F4" w:color="auto" w:val="clear"/>
-        <w:spacing w:after="0" w:before="0" w:line="240"/>
+        <w:spacing w:after="0" w:before="0" w:line="240" w:lineRule="auto"/>
         <w:ind w:left="113" w:right="113"/>
       </w:pPr>
       <w:r>
@@ -1362,7 +1363,7 @@
           <w:right w:val="single" w:color="BFBFBF" w:sz="4" w:space="4"/>
         </w:pBdr>
         <w:shd w:fill="F4F4F4" w:color="auto" w:val="clear"/>
-        <w:spacing w:after="0" w:before="0" w:line="240"/>
+        <w:spacing w:after="0" w:before="0" w:line="240" w:lineRule="auto"/>
         <w:ind w:left="113" w:right="113"/>
       </w:pPr>
       <w:r>
@@ -1384,7 +1385,7 @@
           <w:right w:val="single" w:color="BFBFBF" w:sz="4" w:space="4"/>
         </w:pBdr>
         <w:shd w:fill="F4F4F4" w:color="auto" w:val="clear"/>
-        <w:spacing w:after="0" w:before="0" w:line="240"/>
+        <w:spacing w:after="0" w:before="0" w:line="240" w:lineRule="auto"/>
         <w:ind w:left="113" w:right="113"/>
       </w:pPr>
       <w:r>
@@ -1406,7 +1407,7 @@
           <w:right w:val="single" w:color="BFBFBF" w:sz="4" w:space="4"/>
         </w:pBdr>
         <w:shd w:fill="F4F4F4" w:color="auto" w:val="clear"/>
-        <w:spacing w:after="0" w:before="0" w:line="240"/>
+        <w:spacing w:after="0" w:before="0" w:line="240" w:lineRule="auto"/>
         <w:ind w:left="113" w:right="113"/>
       </w:pPr>
       <w:r>
@@ -1428,7 +1429,7 @@
           <w:right w:val="single" w:color="BFBFBF" w:sz="4" w:space="4"/>
         </w:pBdr>
         <w:shd w:fill="F4F4F4" w:color="auto" w:val="clear"/>
-        <w:spacing w:after="0" w:before="0" w:line="240"/>
+        <w:spacing w:after="0" w:before="0" w:line="240" w:lineRule="auto"/>
         <w:ind w:left="113" w:right="113"/>
       </w:pPr>
       <w:r>
@@ -1450,7 +1451,7 @@
           <w:right w:val="single" w:color="BFBFBF" w:sz="4" w:space="4"/>
         </w:pBdr>
         <w:shd w:fill="F4F4F4" w:color="auto" w:val="clear"/>
-        <w:spacing w:after="0" w:before="0" w:line="240"/>
+        <w:spacing w:after="0" w:before="0" w:line="240" w:lineRule="auto"/>
         <w:ind w:left="113" w:right="113"/>
       </w:pPr>
       <w:r>
@@ -1472,7 +1473,7 @@
           <w:right w:val="single" w:color="BFBFBF" w:sz="4" w:space="4"/>
         </w:pBdr>
         <w:shd w:fill="F4F4F4" w:color="auto" w:val="clear"/>
-        <w:spacing w:after="0" w:before="0" w:line="240"/>
+        <w:spacing w:after="0" w:before="0" w:line="240" w:lineRule="auto"/>
         <w:ind w:left="113" w:right="113"/>
       </w:pPr>
       <w:r>
@@ -1494,7 +1495,7 @@
           <w:right w:val="single" w:color="BFBFBF" w:sz="4" w:space="4"/>
         </w:pBdr>
         <w:shd w:fill="F4F4F4" w:color="auto" w:val="clear"/>
-        <w:spacing w:after="0" w:before="0" w:line="240"/>
+        <w:spacing w:after="0" w:before="0" w:line="240" w:lineRule="auto"/>
         <w:ind w:left="113" w:right="113"/>
       </w:pPr>
       <w:r>
@@ -1516,7 +1517,7 @@
           <w:right w:val="single" w:color="BFBFBF" w:sz="4" w:space="4"/>
         </w:pBdr>
         <w:shd w:fill="F4F4F4" w:color="auto" w:val="clear"/>
-        <w:spacing w:after="0" w:before="0" w:line="240"/>
+        <w:spacing w:after="0" w:before="0" w:line="240" w:lineRule="auto"/>
         <w:ind w:left="113" w:right="113"/>
       </w:pPr>
       <w:r>
@@ -1538,7 +1539,7 @@
           <w:right w:val="single" w:color="BFBFBF" w:sz="4" w:space="4"/>
         </w:pBdr>
         <w:shd w:fill="F4F4F4" w:color="auto" w:val="clear"/>
-        <w:spacing w:after="0" w:before="0" w:line="240"/>
+        <w:spacing w:after="0" w:before="0" w:line="240" w:lineRule="auto"/>
         <w:ind w:left="113" w:right="113"/>
       </w:pPr>
       <w:r>
@@ -1560,7 +1561,7 @@
           <w:right w:val="single" w:color="BFBFBF" w:sz="4" w:space="4"/>
         </w:pBdr>
         <w:shd w:fill="F4F4F4" w:color="auto" w:val="clear"/>
-        <w:spacing w:after="0" w:before="0" w:line="240"/>
+        <w:spacing w:after="0" w:before="0" w:line="240" w:lineRule="auto"/>
         <w:ind w:left="113" w:right="113"/>
       </w:pPr>
       <w:r>
@@ -1582,7 +1583,7 @@
           <w:right w:val="single" w:color="BFBFBF" w:sz="4" w:space="4"/>
         </w:pBdr>
         <w:shd w:fill="F4F4F4" w:color="auto" w:val="clear"/>
-        <w:spacing w:after="0" w:before="0" w:line="240"/>
+        <w:spacing w:after="0" w:before="0" w:line="240" w:lineRule="auto"/>
         <w:ind w:left="113" w:right="113"/>
       </w:pPr>
       <w:r>
@@ -1604,7 +1605,7 @@
           <w:right w:val="single" w:color="BFBFBF" w:sz="4" w:space="4"/>
         </w:pBdr>
         <w:shd w:fill="F4F4F4" w:color="auto" w:val="clear"/>
-        <w:spacing w:after="0" w:before="0" w:line="240"/>
+        <w:spacing w:after="0" w:before="0" w:line="240" w:lineRule="auto"/>
         <w:ind w:left="113" w:right="113"/>
       </w:pPr>
       <w:r>
@@ -1626,7 +1627,7 @@
           <w:right w:val="single" w:color="BFBFBF" w:sz="4" w:space="4"/>
         </w:pBdr>
         <w:shd w:fill="F4F4F4" w:color="auto" w:val="clear"/>
-        <w:spacing w:after="0" w:before="0" w:line="240"/>
+        <w:spacing w:after="0" w:before="0" w:line="240" w:lineRule="auto"/>
         <w:ind w:left="113" w:right="113"/>
       </w:pPr>
       <w:r>
@@ -1648,7 +1649,7 @@
           <w:right w:val="single" w:color="BFBFBF" w:sz="4" w:space="4"/>
         </w:pBdr>
         <w:shd w:fill="F4F4F4" w:color="auto" w:val="clear"/>
-        <w:spacing w:after="0" w:before="0" w:line="240"/>
+        <w:spacing w:after="0" w:before="0" w:line="240" w:lineRule="auto"/>
         <w:ind w:left="113" w:right="113"/>
       </w:pPr>
       <w:r>
@@ -1670,7 +1671,7 @@
           <w:right w:val="single" w:color="BFBFBF" w:sz="4" w:space="4"/>
         </w:pBdr>
         <w:shd w:fill="F4F4F4" w:color="auto" w:val="clear"/>
-        <w:spacing w:after="0" w:before="0" w:line="240"/>
+        <w:spacing w:after="0" w:before="0" w:line="240" w:lineRule="auto"/>
         <w:ind w:left="113" w:right="113"/>
       </w:pPr>
       <w:r>
@@ -1692,7 +1693,7 @@
           <w:right w:val="single" w:color="BFBFBF" w:sz="4" w:space="4"/>
         </w:pBdr>
         <w:shd w:fill="F4F4F4" w:color="auto" w:val="clear"/>
-        <w:spacing w:after="0" w:before="0" w:line="240"/>
+        <w:spacing w:after="0" w:before="0" w:line="240" w:lineRule="auto"/>
         <w:ind w:left="113" w:right="113"/>
       </w:pPr>
       <w:r>
@@ -1714,7 +1715,7 @@
           <w:right w:val="single" w:color="BFBFBF" w:sz="4" w:space="4"/>
         </w:pBdr>
         <w:shd w:fill="F4F4F4" w:color="auto" w:val="clear"/>
-        <w:spacing w:after="160" w:before="0" w:line="240"/>
+        <w:spacing w:after="160" w:before="0" w:line="240" w:lineRule="auto"/>
         <w:ind w:left="113" w:right="113"/>
       </w:pPr>
       <w:r>
@@ -1738,7 +1739,8 @@
     </w:p>
     <w:p>
       <w:pPr>
-        <w:spacing w:after="80"/>
+        <w:keepNext w:val="false"/>
+        <w:spacing w:after="80" w:before="0"/>
         <w:ind w:firstLine="709"/>
         <w:jc w:val="both"/>
       </w:pPr>
@@ -1778,7 +1780,7 @@
           <w:right w:val="single" w:color="BFBFBF" w:sz="4" w:space="4"/>
         </w:pBdr>
         <w:shd w:fill="F4F4F4" w:color="auto" w:val="clear"/>
-        <w:spacing w:after="0" w:before="60" w:line="240"/>
+        <w:spacing w:after="0" w:before="60" w:line="240" w:lineRule="auto"/>
         <w:ind w:left="113" w:right="113"/>
       </w:pPr>
       <w:r>
@@ -1800,7 +1802,7 @@
           <w:right w:val="single" w:color="BFBFBF" w:sz="4" w:space="4"/>
         </w:pBdr>
         <w:shd w:fill="F4F4F4" w:color="auto" w:val="clear"/>
-        <w:spacing w:after="0" w:before="0" w:line="240"/>
+        <w:spacing w:after="0" w:before="0" w:line="240" w:lineRule="auto"/>
         <w:ind w:left="113" w:right="113"/>
       </w:pPr>
       <w:r>
@@ -1822,7 +1824,7 @@
           <w:right w:val="single" w:color="BFBFBF" w:sz="4" w:space="4"/>
         </w:pBdr>
         <w:shd w:fill="F4F4F4" w:color="auto" w:val="clear"/>
-        <w:spacing w:after="0" w:before="0" w:line="240"/>
+        <w:spacing w:after="0" w:before="0" w:line="240" w:lineRule="auto"/>
         <w:ind w:left="113" w:right="113"/>
       </w:pPr>
       <w:r>
@@ -1844,7 +1846,7 @@
           <w:right w:val="single" w:color="BFBFBF" w:sz="4" w:space="4"/>
         </w:pBdr>
         <w:shd w:fill="F4F4F4" w:color="auto" w:val="clear"/>
-        <w:spacing w:after="0" w:before="0" w:line="240"/>
+        <w:spacing w:after="0" w:before="0" w:line="240" w:lineRule="auto"/>
         <w:ind w:left="113" w:right="113"/>
       </w:pPr>
       <w:r>
@@ -1866,7 +1868,7 @@
           <w:right w:val="single" w:color="BFBFBF" w:sz="4" w:space="4"/>
         </w:pBdr>
         <w:shd w:fill="F4F4F4" w:color="auto" w:val="clear"/>
-        <w:spacing w:after="0" w:before="0" w:line="240"/>
+        <w:spacing w:after="0" w:before="0" w:line="240" w:lineRule="auto"/>
         <w:ind w:left="113" w:right="113"/>
       </w:pPr>
       <w:r>
@@ -1888,7 +1890,7 @@
           <w:right w:val="single" w:color="BFBFBF" w:sz="4" w:space="4"/>
         </w:pBdr>
         <w:shd w:fill="F4F4F4" w:color="auto" w:val="clear"/>
-        <w:spacing w:after="0" w:before="0" w:line="240"/>
+        <w:spacing w:after="0" w:before="0" w:line="240" w:lineRule="auto"/>
         <w:ind w:left="113" w:right="113"/>
       </w:pPr>
       <w:r>
@@ -1910,7 +1912,7 @@
           <w:right w:val="single" w:color="BFBFBF" w:sz="4" w:space="4"/>
         </w:pBdr>
         <w:shd w:fill="F4F4F4" w:color="auto" w:val="clear"/>
-        <w:spacing w:after="0" w:before="0" w:line="240"/>
+        <w:spacing w:after="0" w:before="0" w:line="240" w:lineRule="auto"/>
         <w:ind w:left="113" w:right="113"/>
       </w:pPr>
       <w:r>
@@ -1932,7 +1934,7 @@
           <w:right w:val="single" w:color="BFBFBF" w:sz="4" w:space="4"/>
         </w:pBdr>
         <w:shd w:fill="F4F4F4" w:color="auto" w:val="clear"/>
-        <w:spacing w:after="0" w:before="0" w:line="240"/>
+        <w:spacing w:after="0" w:before="0" w:line="240" w:lineRule="auto"/>
         <w:ind w:left="113" w:right="113"/>
       </w:pPr>
       <w:r>
@@ -1954,7 +1956,7 @@
           <w:right w:val="single" w:color="BFBFBF" w:sz="4" w:space="4"/>
         </w:pBdr>
         <w:shd w:fill="F4F4F4" w:color="auto" w:val="clear"/>
-        <w:spacing w:after="0" w:before="0" w:line="240"/>
+        <w:spacing w:after="0" w:before="0" w:line="240" w:lineRule="auto"/>
         <w:ind w:left="113" w:right="113"/>
       </w:pPr>
       <w:r>
@@ -1976,7 +1978,7 @@
           <w:right w:val="single" w:color="BFBFBF" w:sz="4" w:space="4"/>
         </w:pBdr>
         <w:shd w:fill="F4F4F4" w:color="auto" w:val="clear"/>
-        <w:spacing w:after="0" w:before="0" w:line="240"/>
+        <w:spacing w:after="0" w:before="0" w:line="240" w:lineRule="auto"/>
         <w:ind w:left="113" w:right="113"/>
       </w:pPr>
       <w:r>
@@ -1998,7 +2000,7 @@
           <w:right w:val="single" w:color="BFBFBF" w:sz="4" w:space="4"/>
         </w:pBdr>
         <w:shd w:fill="F4F4F4" w:color="auto" w:val="clear"/>
-        <w:spacing w:after="0" w:before="0" w:line="240"/>
+        <w:spacing w:after="0" w:before="0" w:line="240" w:lineRule="auto"/>
         <w:ind w:left="113" w:right="113"/>
       </w:pPr>
       <w:r>
@@ -2020,7 +2022,7 @@
           <w:right w:val="single" w:color="BFBFBF" w:sz="4" w:space="4"/>
         </w:pBdr>
         <w:shd w:fill="F4F4F4" w:color="auto" w:val="clear"/>
-        <w:spacing w:after="0" w:before="0" w:line="240"/>
+        <w:spacing w:after="0" w:before="0" w:line="240" w:lineRule="auto"/>
         <w:ind w:left="113" w:right="113"/>
       </w:pPr>
       <w:r>
@@ -2042,7 +2044,7 @@
           <w:right w:val="single" w:color="BFBFBF" w:sz="4" w:space="4"/>
         </w:pBdr>
         <w:shd w:fill="F4F4F4" w:color="auto" w:val="clear"/>
-        <w:spacing w:after="0" w:before="0" w:line="240"/>
+        <w:spacing w:after="0" w:before="0" w:line="240" w:lineRule="auto"/>
         <w:ind w:left="113" w:right="113"/>
       </w:pPr>
       <w:r>
@@ -2064,7 +2066,7 @@
           <w:right w:val="single" w:color="BFBFBF" w:sz="4" w:space="4"/>
         </w:pBdr>
         <w:shd w:fill="F4F4F4" w:color="auto" w:val="clear"/>
-        <w:spacing w:after="0" w:before="0" w:line="240"/>
+        <w:spacing w:after="0" w:before="0" w:line="240" w:lineRule="auto"/>
         <w:ind w:left="113" w:right="113"/>
       </w:pPr>
       <w:r>
@@ -2086,7 +2088,7 @@
           <w:right w:val="single" w:color="BFBFBF" w:sz="4" w:space="4"/>
         </w:pBdr>
         <w:shd w:fill="F4F4F4" w:color="auto" w:val="clear"/>
-        <w:spacing w:after="0" w:before="0" w:line="240"/>
+        <w:spacing w:after="0" w:before="0" w:line="240" w:lineRule="auto"/>
         <w:ind w:left="113" w:right="113"/>
       </w:pPr>
       <w:r>
@@ -2108,7 +2110,7 @@
           <w:right w:val="single" w:color="BFBFBF" w:sz="4" w:space="4"/>
         </w:pBdr>
         <w:shd w:fill="F4F4F4" w:color="auto" w:val="clear"/>
-        <w:spacing w:after="0" w:before="0" w:line="240"/>
+        <w:spacing w:after="0" w:before="0" w:line="240" w:lineRule="auto"/>
         <w:ind w:left="113" w:right="113"/>
       </w:pPr>
       <w:r>
@@ -2130,7 +2132,7 @@
           <w:right w:val="single" w:color="BFBFBF" w:sz="4" w:space="4"/>
         </w:pBdr>
         <w:shd w:fill="F4F4F4" w:color="auto" w:val="clear"/>
-        <w:spacing w:after="0" w:before="0" w:line="240"/>
+        <w:spacing w:after="0" w:before="0" w:line="240" w:lineRule="auto"/>
         <w:ind w:left="113" w:right="113"/>
       </w:pPr>
       <w:r>
@@ -2152,7 +2154,7 @@
           <w:right w:val="single" w:color="BFBFBF" w:sz="4" w:space="4"/>
         </w:pBdr>
         <w:shd w:fill="F4F4F4" w:color="auto" w:val="clear"/>
-        <w:spacing w:after="0" w:before="0" w:line="240"/>
+        <w:spacing w:after="0" w:before="0" w:line="240" w:lineRule="auto"/>
         <w:ind w:left="113" w:right="113"/>
       </w:pPr>
       <w:r>
@@ -2174,7 +2176,7 @@
           <w:right w:val="single" w:color="BFBFBF" w:sz="4" w:space="4"/>
         </w:pBdr>
         <w:shd w:fill="F4F4F4" w:color="auto" w:val="clear"/>
-        <w:spacing w:after="0" w:before="0" w:line="240"/>
+        <w:spacing w:after="0" w:before="0" w:line="240" w:lineRule="auto"/>
         <w:ind w:left="113" w:right="113"/>
       </w:pPr>
       <w:r>
@@ -2196,7 +2198,7 @@
           <w:right w:val="single" w:color="BFBFBF" w:sz="4" w:space="4"/>
         </w:pBdr>
         <w:shd w:fill="F4F4F4" w:color="auto" w:val="clear"/>
-        <w:spacing w:after="0" w:before="0" w:line="240"/>
+        <w:spacing w:after="0" w:before="0" w:line="240" w:lineRule="auto"/>
         <w:ind w:left="113" w:right="113"/>
       </w:pPr>
       <w:r>
@@ -2218,7 +2220,7 @@
           <w:right w:val="single" w:color="BFBFBF" w:sz="4" w:space="4"/>
         </w:pBdr>
         <w:shd w:fill="F4F4F4" w:color="auto" w:val="clear"/>
-        <w:spacing w:after="0" w:before="0" w:line="240"/>
+        <w:spacing w:after="0" w:before="0" w:line="240" w:lineRule="auto"/>
         <w:ind w:left="113" w:right="113"/>
       </w:pPr>
       <w:r>
@@ -2240,7 +2242,7 @@
           <w:right w:val="single" w:color="BFBFBF" w:sz="4" w:space="4"/>
         </w:pBdr>
         <w:shd w:fill="F4F4F4" w:color="auto" w:val="clear"/>
-        <w:spacing w:after="0" w:before="0" w:line="240"/>
+        <w:spacing w:after="0" w:before="0" w:line="240" w:lineRule="auto"/>
         <w:ind w:left="113" w:right="113"/>
       </w:pPr>
       <w:r>
@@ -2262,7 +2264,7 @@
           <w:right w:val="single" w:color="BFBFBF" w:sz="4" w:space="4"/>
         </w:pBdr>
         <w:shd w:fill="F4F4F4" w:color="auto" w:val="clear"/>
-        <w:spacing w:after="0" w:before="0" w:line="240"/>
+        <w:spacing w:after="0" w:before="0" w:line="240" w:lineRule="auto"/>
         <w:ind w:left="113" w:right="113"/>
       </w:pPr>
       <w:r>
@@ -2284,7 +2286,7 @@
           <w:right w:val="single" w:color="BFBFBF" w:sz="4" w:space="4"/>
         </w:pBdr>
         <w:shd w:fill="F4F4F4" w:color="auto" w:val="clear"/>
-        <w:spacing w:after="0" w:before="0" w:line="240"/>
+        <w:spacing w:after="0" w:before="0" w:line="240" w:lineRule="auto"/>
         <w:ind w:left="113" w:right="113"/>
       </w:pPr>
       <w:r>
@@ -2306,7 +2308,7 @@
           <w:right w:val="single" w:color="BFBFBF" w:sz="4" w:space="4"/>
         </w:pBdr>
         <w:shd w:fill="F4F4F4" w:color="auto" w:val="clear"/>
-        <w:spacing w:after="0" w:before="0" w:line="240"/>
+        <w:spacing w:after="0" w:before="0" w:line="240" w:lineRule="auto"/>
         <w:ind w:left="113" w:right="113"/>
       </w:pPr>
       <w:r>
@@ -2328,7 +2330,7 @@
           <w:right w:val="single" w:color="BFBFBF" w:sz="4" w:space="4"/>
         </w:pBdr>
         <w:shd w:fill="F4F4F4" w:color="auto" w:val="clear"/>
-        <w:spacing w:after="0" w:before="0" w:line="240"/>
+        <w:spacing w:after="0" w:before="0" w:line="240" w:lineRule="auto"/>
         <w:ind w:left="113" w:right="113"/>
       </w:pPr>
       <w:r>
@@ -2350,7 +2352,7 @@
           <w:right w:val="single" w:color="BFBFBF" w:sz="4" w:space="4"/>
         </w:pBdr>
         <w:shd w:fill="F4F4F4" w:color="auto" w:val="clear"/>
-        <w:spacing w:after="0" w:before="0" w:line="240"/>
+        <w:spacing w:after="0" w:before="0" w:line="240" w:lineRule="auto"/>
         <w:ind w:left="113" w:right="113"/>
       </w:pPr>
       <w:r>
@@ -2372,7 +2374,7 @@
           <w:right w:val="single" w:color="BFBFBF" w:sz="4" w:space="4"/>
         </w:pBdr>
         <w:shd w:fill="F4F4F4" w:color="auto" w:val="clear"/>
-        <w:spacing w:after="0" w:before="0" w:line="240"/>
+        <w:spacing w:after="0" w:before="0" w:line="240" w:lineRule="auto"/>
         <w:ind w:left="113" w:right="113"/>
       </w:pPr>
       <w:r>
@@ -2394,7 +2396,7 @@
           <w:right w:val="single" w:color="BFBFBF" w:sz="4" w:space="4"/>
         </w:pBdr>
         <w:shd w:fill="F4F4F4" w:color="auto" w:val="clear"/>
-        <w:spacing w:after="0" w:before="0" w:line="240"/>
+        <w:spacing w:after="0" w:before="0" w:line="240" w:lineRule="auto"/>
         <w:ind w:left="113" w:right="113"/>
       </w:pPr>
       <w:r>
@@ -2416,7 +2418,7 @@
           <w:right w:val="single" w:color="BFBFBF" w:sz="4" w:space="4"/>
         </w:pBdr>
         <w:shd w:fill="F4F4F4" w:color="auto" w:val="clear"/>
-        <w:spacing w:after="0" w:before="0" w:line="240"/>
+        <w:spacing w:after="0" w:before="0" w:line="240" w:lineRule="auto"/>
         <w:ind w:left="113" w:right="113"/>
       </w:pPr>
       <w:r>
@@ -2438,7 +2440,7 @@
           <w:right w:val="single" w:color="BFBFBF" w:sz="4" w:space="4"/>
         </w:pBdr>
         <w:shd w:fill="F4F4F4" w:color="auto" w:val="clear"/>
-        <w:spacing w:after="0" w:before="0" w:line="240"/>
+        <w:spacing w:after="0" w:before="0" w:line="240" w:lineRule="auto"/>
         <w:ind w:left="113" w:right="113"/>
       </w:pPr>
       <w:r>
@@ -2460,7 +2462,7 @@
           <w:right w:val="single" w:color="BFBFBF" w:sz="4" w:space="4"/>
         </w:pBdr>
         <w:shd w:fill="F4F4F4" w:color="auto" w:val="clear"/>
-        <w:spacing w:after="0" w:before="0" w:line="240"/>
+        <w:spacing w:after="0" w:before="0" w:line="240" w:lineRule="auto"/>
         <w:ind w:left="113" w:right="113"/>
       </w:pPr>
       <w:r>
@@ -2482,7 +2484,7 @@
           <w:right w:val="single" w:color="BFBFBF" w:sz="4" w:space="4"/>
         </w:pBdr>
         <w:shd w:fill="F4F4F4" w:color="auto" w:val="clear"/>
-        <w:spacing w:after="0" w:before="0" w:line="240"/>
+        <w:spacing w:after="0" w:before="0" w:line="240" w:lineRule="auto"/>
         <w:ind w:left="113" w:right="113"/>
       </w:pPr>
       <w:r>
@@ -2504,7 +2506,7 @@
           <w:right w:val="single" w:color="BFBFBF" w:sz="4" w:space="4"/>
         </w:pBdr>
         <w:shd w:fill="F4F4F4" w:color="auto" w:val="clear"/>
-        <w:spacing w:after="0" w:before="0" w:line="240"/>
+        <w:spacing w:after="0" w:before="0" w:line="240" w:lineRule="auto"/>
         <w:ind w:left="113" w:right="113"/>
       </w:pPr>
       <w:r>
@@ -2526,7 +2528,7 @@
           <w:right w:val="single" w:color="BFBFBF" w:sz="4" w:space="4"/>
         </w:pBdr>
         <w:shd w:fill="F4F4F4" w:color="auto" w:val="clear"/>
-        <w:spacing w:after="0" w:before="0" w:line="240"/>
+        <w:spacing w:after="0" w:before="0" w:line="240" w:lineRule="auto"/>
         <w:ind w:left="113" w:right="113"/>
       </w:pPr>
       <w:r>
@@ -2548,7 +2550,7 @@
           <w:right w:val="single" w:color="BFBFBF" w:sz="4" w:space="4"/>
         </w:pBdr>
         <w:shd w:fill="F4F4F4" w:color="auto" w:val="clear"/>
-        <w:spacing w:after="0" w:before="0" w:line="240"/>
+        <w:spacing w:after="0" w:before="0" w:line="240" w:lineRule="auto"/>
         <w:ind w:left="113" w:right="113"/>
       </w:pPr>
       <w:r>
@@ -2570,7 +2572,7 @@
           <w:right w:val="single" w:color="BFBFBF" w:sz="4" w:space="4"/>
         </w:pBdr>
         <w:shd w:fill="F4F4F4" w:color="auto" w:val="clear"/>
-        <w:spacing w:after="0" w:before="0" w:line="240"/>
+        <w:spacing w:after="0" w:before="0" w:line="240" w:lineRule="auto"/>
         <w:ind w:left="113" w:right="113"/>
       </w:pPr>
       <w:r>
@@ -2592,7 +2594,7 @@
           <w:right w:val="single" w:color="BFBFBF" w:sz="4" w:space="4"/>
         </w:pBdr>
         <w:shd w:fill="F4F4F4" w:color="auto" w:val="clear"/>
-        <w:spacing w:after="0" w:before="0" w:line="240"/>
+        <w:spacing w:after="0" w:before="0" w:line="240" w:lineRule="auto"/>
         <w:ind w:left="113" w:right="113"/>
       </w:pPr>
       <w:r>
@@ -2614,7 +2616,7 @@
           <w:right w:val="single" w:color="BFBFBF" w:sz="4" w:space="4"/>
         </w:pBdr>
         <w:shd w:fill="F4F4F4" w:color="auto" w:val="clear"/>
-        <w:spacing w:after="0" w:before="0" w:line="240"/>
+        <w:spacing w:after="0" w:before="0" w:line="240" w:lineRule="auto"/>
         <w:ind w:left="113" w:right="113"/>
       </w:pPr>
       <w:r>
@@ -2636,7 +2638,7 @@
           <w:right w:val="single" w:color="BFBFBF" w:sz="4" w:space="4"/>
         </w:pBdr>
         <w:shd w:fill="F4F4F4" w:color="auto" w:val="clear"/>
-        <w:spacing w:after="0" w:before="0" w:line="240"/>
+        <w:spacing w:after="0" w:before="0" w:line="240" w:lineRule="auto"/>
         <w:ind w:left="113" w:right="113"/>
       </w:pPr>
       <w:r>
@@ -2658,7 +2660,7 @@
           <w:right w:val="single" w:color="BFBFBF" w:sz="4" w:space="4"/>
         </w:pBdr>
         <w:shd w:fill="F4F4F4" w:color="auto" w:val="clear"/>
-        <w:spacing w:after="0" w:before="0" w:line="240"/>
+        <w:spacing w:after="0" w:before="0" w:line="240" w:lineRule="auto"/>
         <w:ind w:left="113" w:right="113"/>
       </w:pPr>
       <w:r>
@@ -2680,7 +2682,7 @@
           <w:right w:val="single" w:color="BFBFBF" w:sz="4" w:space="4"/>
         </w:pBdr>
         <w:shd w:fill="F4F4F4" w:color="auto" w:val="clear"/>
-        <w:spacing w:after="0" w:before="0" w:line="240"/>
+        <w:spacing w:after="0" w:before="0" w:line="240" w:lineRule="auto"/>
         <w:ind w:left="113" w:right="113"/>
       </w:pPr>
       <w:r>
@@ -2702,7 +2704,7 @@
           <w:right w:val="single" w:color="BFBFBF" w:sz="4" w:space="4"/>
         </w:pBdr>
         <w:shd w:fill="F4F4F4" w:color="auto" w:val="clear"/>
-        <w:spacing w:after="0" w:before="0" w:line="240"/>
+        <w:spacing w:after="0" w:before="0" w:line="240" w:lineRule="auto"/>
         <w:ind w:left="113" w:right="113"/>
       </w:pPr>
       <w:r>
@@ -2724,7 +2726,7 @@
           <w:right w:val="single" w:color="BFBFBF" w:sz="4" w:space="4"/>
         </w:pBdr>
         <w:shd w:fill="F4F4F4" w:color="auto" w:val="clear"/>
-        <w:spacing w:after="0" w:before="0" w:line="240"/>
+        <w:spacing w:after="0" w:before="0" w:line="240" w:lineRule="auto"/>
         <w:ind w:left="113" w:right="113"/>
       </w:pPr>
       <w:r>
@@ -2746,7 +2748,7 @@
           <w:right w:val="single" w:color="BFBFBF" w:sz="4" w:space="4"/>
         </w:pBdr>
         <w:shd w:fill="F4F4F4" w:color="auto" w:val="clear"/>
-        <w:spacing w:after="0" w:before="0" w:line="240"/>
+        <w:spacing w:after="0" w:before="0" w:line="240" w:lineRule="auto"/>
         <w:ind w:left="113" w:right="113"/>
       </w:pPr>
       <w:r>
@@ -2768,7 +2770,7 @@
           <w:right w:val="single" w:color="BFBFBF" w:sz="4" w:space="4"/>
         </w:pBdr>
         <w:shd w:fill="F4F4F4" w:color="auto" w:val="clear"/>
-        <w:spacing w:after="0" w:before="0" w:line="240"/>
+        <w:spacing w:after="0" w:before="0" w:line="240" w:lineRule="auto"/>
         <w:ind w:left="113" w:right="113"/>
       </w:pPr>
       <w:r>
@@ -2790,7 +2792,7 @@
           <w:right w:val="single" w:color="BFBFBF" w:sz="4" w:space="4"/>
         </w:pBdr>
         <w:shd w:fill="F4F4F4" w:color="auto" w:val="clear"/>
-        <w:spacing w:after="0" w:before="0" w:line="240"/>
+        <w:spacing w:after="0" w:before="0" w:line="240" w:lineRule="auto"/>
         <w:ind w:left="113" w:right="113"/>
       </w:pPr>
       <w:r>
@@ -2812,7 +2814,7 @@
           <w:right w:val="single" w:color="BFBFBF" w:sz="4" w:space="4"/>
         </w:pBdr>
         <w:shd w:fill="F4F4F4" w:color="auto" w:val="clear"/>
-        <w:spacing w:after="0" w:before="0" w:line="240"/>
+        <w:spacing w:after="0" w:before="0" w:line="240" w:lineRule="auto"/>
         <w:ind w:left="113" w:right="113"/>
       </w:pPr>
       <w:r>
@@ -2834,7 +2836,7 @@
           <w:right w:val="single" w:color="BFBFBF" w:sz="4" w:space="4"/>
         </w:pBdr>
         <w:shd w:fill="F4F4F4" w:color="auto" w:val="clear"/>
-        <w:spacing w:after="0" w:before="0" w:line="240"/>
+        <w:spacing w:after="0" w:before="0" w:line="240" w:lineRule="auto"/>
         <w:ind w:left="113" w:right="113"/>
       </w:pPr>
       <w:r>
@@ -2856,7 +2858,7 @@
           <w:right w:val="single" w:color="BFBFBF" w:sz="4" w:space="4"/>
         </w:pBdr>
         <w:shd w:fill="F4F4F4" w:color="auto" w:val="clear"/>
-        <w:spacing w:after="0" w:before="0" w:line="240"/>
+        <w:spacing w:after="0" w:before="0" w:line="240" w:lineRule="auto"/>
         <w:ind w:left="113" w:right="113"/>
       </w:pPr>
       <w:r>
@@ -2878,7 +2880,7 @@
           <w:right w:val="single" w:color="BFBFBF" w:sz="4" w:space="4"/>
         </w:pBdr>
         <w:shd w:fill="F4F4F4" w:color="auto" w:val="clear"/>
-        <w:spacing w:after="0" w:before="0" w:line="240"/>
+        <w:spacing w:after="0" w:before="0" w:line="240" w:lineRule="auto"/>
         <w:ind w:left="113" w:right="113"/>
       </w:pPr>
       <w:r>
@@ -2900,7 +2902,7 @@
           <w:right w:val="single" w:color="BFBFBF" w:sz="4" w:space="4"/>
         </w:pBdr>
         <w:shd w:fill="F4F4F4" w:color="auto" w:val="clear"/>
-        <w:spacing w:after="0" w:before="0" w:line="240"/>
+        <w:spacing w:after="0" w:before="0" w:line="240" w:lineRule="auto"/>
         <w:ind w:left="113" w:right="113"/>
       </w:pPr>
       <w:r>
@@ -2922,7 +2924,7 @@
           <w:right w:val="single" w:color="BFBFBF" w:sz="4" w:space="4"/>
         </w:pBdr>
         <w:shd w:fill="F4F4F4" w:color="auto" w:val="clear"/>
-        <w:spacing w:after="0" w:before="0" w:line="240"/>
+        <w:spacing w:after="0" w:before="0" w:line="240" w:lineRule="auto"/>
         <w:ind w:left="113" w:right="113"/>
       </w:pPr>
       <w:r>
@@ -2944,7 +2946,7 @@
           <w:right w:val="single" w:color="BFBFBF" w:sz="4" w:space="4"/>
         </w:pBdr>
         <w:shd w:fill="F4F4F4" w:color="auto" w:val="clear"/>
-        <w:spacing w:after="0" w:before="0" w:line="240"/>
+        <w:spacing w:after="0" w:before="0" w:line="240" w:lineRule="auto"/>
         <w:ind w:left="113" w:right="113"/>
       </w:pPr>
       <w:r>
@@ -2966,7 +2968,7 @@
           <w:right w:val="single" w:color="BFBFBF" w:sz="4" w:space="4"/>
         </w:pBdr>
         <w:shd w:fill="F4F4F4" w:color="auto" w:val="clear"/>
-        <w:spacing w:after="0" w:before="0" w:line="240"/>
+        <w:spacing w:after="0" w:before="0" w:line="240" w:lineRule="auto"/>
         <w:ind w:left="113" w:right="113"/>
       </w:pPr>
       <w:r>
@@ -2988,7 +2990,7 @@
           <w:right w:val="single" w:color="BFBFBF" w:sz="4" w:space="4"/>
         </w:pBdr>
         <w:shd w:fill="F4F4F4" w:color="auto" w:val="clear"/>
-        <w:spacing w:after="0" w:before="0" w:line="240"/>
+        <w:spacing w:after="0" w:before="0" w:line="240" w:lineRule="auto"/>
         <w:ind w:left="113" w:right="113"/>
       </w:pPr>
       <w:r>
@@ -3010,7 +3012,7 @@
           <w:right w:val="single" w:color="BFBFBF" w:sz="4" w:space="4"/>
         </w:pBdr>
         <w:shd w:fill="F4F4F4" w:color="auto" w:val="clear"/>
-        <w:spacing w:after="0" w:before="0" w:line="240"/>
+        <w:spacing w:after="0" w:before="0" w:line="240" w:lineRule="auto"/>
         <w:ind w:left="113" w:right="113"/>
       </w:pPr>
       <w:r>
@@ -3032,7 +3034,7 @@
           <w:right w:val="single" w:color="BFBFBF" w:sz="4" w:space="4"/>
         </w:pBdr>
         <w:shd w:fill="F4F4F4" w:color="auto" w:val="clear"/>
-        <w:spacing w:after="0" w:before="0" w:line="240"/>
+        <w:spacing w:after="0" w:before="0" w:line="240" w:lineRule="auto"/>
         <w:ind w:left="113" w:right="113"/>
       </w:pPr>
       <w:r>
@@ -3054,7 +3056,7 @@
           <w:right w:val="single" w:color="BFBFBF" w:sz="4" w:space="4"/>
         </w:pBdr>
         <w:shd w:fill="F4F4F4" w:color="auto" w:val="clear"/>
-        <w:spacing w:after="0" w:before="0" w:line="240"/>
+        <w:spacing w:after="0" w:before="0" w:line="240" w:lineRule="auto"/>
         <w:ind w:left="113" w:right="113"/>
       </w:pPr>
       <w:r>
@@ -3076,7 +3078,7 @@
           <w:right w:val="single" w:color="BFBFBF" w:sz="4" w:space="4"/>
         </w:pBdr>
         <w:shd w:fill="F4F4F4" w:color="auto" w:val="clear"/>
-        <w:spacing w:after="0" w:before="0" w:line="240"/>
+        <w:spacing w:after="0" w:before="0" w:line="240" w:lineRule="auto"/>
         <w:ind w:left="113" w:right="113"/>
       </w:pPr>
       <w:r>
@@ -3098,7 +3100,7 @@
           <w:right w:val="single" w:color="BFBFBF" w:sz="4" w:space="4"/>
         </w:pBdr>
         <w:shd w:fill="F4F4F4" w:color="auto" w:val="clear"/>
-        <w:spacing w:after="0" w:before="0" w:line="240"/>
+        <w:spacing w:after="0" w:before="0" w:line="240" w:lineRule="auto"/>
         <w:ind w:left="113" w:right="113"/>
       </w:pPr>
       <w:r>
@@ -3120,7 +3122,7 @@
           <w:right w:val="single" w:color="BFBFBF" w:sz="4" w:space="4"/>
         </w:pBdr>
         <w:shd w:fill="F4F4F4" w:color="auto" w:val="clear"/>
-        <w:spacing w:after="0" w:before="0" w:line="240"/>
+        <w:spacing w:after="0" w:before="0" w:line="240" w:lineRule="auto"/>
         <w:ind w:left="113" w:right="113"/>
       </w:pPr>
       <w:r>
@@ -3142,7 +3144,7 @@
           <w:right w:val="single" w:color="BFBFBF" w:sz="4" w:space="4"/>
         </w:pBdr>
         <w:shd w:fill="F4F4F4" w:color="auto" w:val="clear"/>
-        <w:spacing w:after="0" w:before="0" w:line="240"/>
+        <w:spacing w:after="0" w:before="0" w:line="240" w:lineRule="auto"/>
         <w:ind w:left="113" w:right="113"/>
       </w:pPr>
       <w:r>
@@ -3164,7 +3166,7 @@
           <w:right w:val="single" w:color="BFBFBF" w:sz="4" w:space="4"/>
         </w:pBdr>
         <w:shd w:fill="F4F4F4" w:color="auto" w:val="clear"/>
-        <w:spacing w:after="0" w:before="0" w:line="240"/>
+        <w:spacing w:after="0" w:before="0" w:line="240" w:lineRule="auto"/>
         <w:ind w:left="113" w:right="113"/>
       </w:pPr>
       <w:r>
@@ -3186,7 +3188,7 @@
           <w:right w:val="single" w:color="BFBFBF" w:sz="4" w:space="4"/>
         </w:pBdr>
         <w:shd w:fill="F4F4F4" w:color="auto" w:val="clear"/>
-        <w:spacing w:after="0" w:before="0" w:line="240"/>
+        <w:spacing w:after="0" w:before="0" w:line="240" w:lineRule="auto"/>
         <w:ind w:left="113" w:right="113"/>
       </w:pPr>
       <w:r>
@@ -3208,7 +3210,7 @@
           <w:right w:val="single" w:color="BFBFBF" w:sz="4" w:space="4"/>
         </w:pBdr>
         <w:shd w:fill="F4F4F4" w:color="auto" w:val="clear"/>
-        <w:spacing w:after="0" w:before="0" w:line="240"/>
+        <w:spacing w:after="0" w:before="0" w:line="240" w:lineRule="auto"/>
         <w:ind w:left="113" w:right="113"/>
       </w:pPr>
       <w:r>
@@ -3230,7 +3232,7 @@
           <w:right w:val="single" w:color="BFBFBF" w:sz="4" w:space="4"/>
         </w:pBdr>
         <w:shd w:fill="F4F4F4" w:color="auto" w:val="clear"/>
-        <w:spacing w:after="0" w:before="0" w:line="240"/>
+        <w:spacing w:after="0" w:before="0" w:line="240" w:lineRule="auto"/>
         <w:ind w:left="113" w:right="113"/>
       </w:pPr>
       <w:r>
@@ -3252,7 +3254,7 @@
           <w:right w:val="single" w:color="BFBFBF" w:sz="4" w:space="4"/>
         </w:pBdr>
         <w:shd w:fill="F4F4F4" w:color="auto" w:val="clear"/>
-        <w:spacing w:after="0" w:before="0" w:line="240"/>
+        <w:spacing w:after="0" w:before="0" w:line="240" w:lineRule="auto"/>
         <w:ind w:left="113" w:right="113"/>
       </w:pPr>
       <w:r>
@@ -3274,7 +3276,7 @@
           <w:right w:val="single" w:color="BFBFBF" w:sz="4" w:space="4"/>
         </w:pBdr>
         <w:shd w:fill="F4F4F4" w:color="auto" w:val="clear"/>
-        <w:spacing w:after="0" w:before="0" w:line="240"/>
+        <w:spacing w:after="0" w:before="0" w:line="240" w:lineRule="auto"/>
         <w:ind w:left="113" w:right="113"/>
       </w:pPr>
       <w:r>
@@ -3296,7 +3298,7 @@
           <w:right w:val="single" w:color="BFBFBF" w:sz="4" w:space="4"/>
         </w:pBdr>
         <w:shd w:fill="F4F4F4" w:color="auto" w:val="clear"/>
-        <w:spacing w:after="0" w:before="0" w:line="240"/>
+        <w:spacing w:after="0" w:before="0" w:line="240" w:lineRule="auto"/>
         <w:ind w:left="113" w:right="113"/>
       </w:pPr>
       <w:r>
@@ -3318,7 +3320,7 @@
           <w:right w:val="single" w:color="BFBFBF" w:sz="4" w:space="4"/>
         </w:pBdr>
         <w:shd w:fill="F4F4F4" w:color="auto" w:val="clear"/>
-        <w:spacing w:after="0" w:before="0" w:line="240"/>
+        <w:spacing w:after="0" w:before="0" w:line="240" w:lineRule="auto"/>
         <w:ind w:left="113" w:right="113"/>
       </w:pPr>
       <w:r>
@@ -3340,7 +3342,7 @@
           <w:right w:val="single" w:color="BFBFBF" w:sz="4" w:space="4"/>
         </w:pBdr>
         <w:shd w:fill="F4F4F4" w:color="auto" w:val="clear"/>
-        <w:spacing w:after="0" w:before="0" w:line="240"/>
+        <w:spacing w:after="0" w:before="0" w:line="240" w:lineRule="auto"/>
         <w:ind w:left="113" w:right="113"/>
       </w:pPr>
       <w:r>
@@ -3362,7 +3364,7 @@
           <w:right w:val="single" w:color="BFBFBF" w:sz="4" w:space="4"/>
         </w:pBdr>
         <w:shd w:fill="F4F4F4" w:color="auto" w:val="clear"/>
-        <w:spacing w:after="0" w:before="0" w:line="240"/>
+        <w:spacing w:after="0" w:before="0" w:line="240" w:lineRule="auto"/>
         <w:ind w:left="113" w:right="113"/>
       </w:pPr>
       <w:r>
@@ -3384,7 +3386,7 @@
           <w:right w:val="single" w:color="BFBFBF" w:sz="4" w:space="4"/>
         </w:pBdr>
         <w:shd w:fill="F4F4F4" w:color="auto" w:val="clear"/>
-        <w:spacing w:after="0" w:before="0" w:line="240"/>
+        <w:spacing w:after="0" w:before="0" w:line="240" w:lineRule="auto"/>
         <w:ind w:left="113" w:right="113"/>
       </w:pPr>
       <w:r>
@@ -3406,7 +3408,7 @@
           <w:right w:val="single" w:color="BFBFBF" w:sz="4" w:space="4"/>
         </w:pBdr>
         <w:shd w:fill="F4F4F4" w:color="auto" w:val="clear"/>
-        <w:spacing w:after="0" w:before="0" w:line="240"/>
+        <w:spacing w:after="0" w:before="0" w:line="240" w:lineRule="auto"/>
         <w:ind w:left="113" w:right="113"/>
       </w:pPr>
       <w:r>
@@ -3428,7 +3430,7 @@
           <w:right w:val="single" w:color="BFBFBF" w:sz="4" w:space="4"/>
         </w:pBdr>
         <w:shd w:fill="F4F4F4" w:color="auto" w:val="clear"/>
-        <w:spacing w:after="0" w:before="0" w:line="240"/>
+        <w:spacing w:after="0" w:before="0" w:line="240" w:lineRule="auto"/>
         <w:ind w:left="113" w:right="113"/>
       </w:pPr>
       <w:r>
@@ -3450,7 +3452,7 @@
           <w:right w:val="single" w:color="BFBFBF" w:sz="4" w:space="4"/>
         </w:pBdr>
         <w:shd w:fill="F4F4F4" w:color="auto" w:val="clear"/>
-        <w:spacing w:after="0" w:before="0" w:line="240"/>
+        <w:spacing w:after="0" w:before="0" w:line="240" w:lineRule="auto"/>
         <w:ind w:left="113" w:right="113"/>
       </w:pPr>
       <w:r>
@@ -3472,7 +3474,7 @@
           <w:right w:val="single" w:color="BFBFBF" w:sz="4" w:space="4"/>
         </w:pBdr>
         <w:shd w:fill="F4F4F4" w:color="auto" w:val="clear"/>
-        <w:spacing w:after="0" w:before="0" w:line="240"/>
+        <w:spacing w:after="0" w:before="0" w:line="240" w:lineRule="auto"/>
         <w:ind w:left="113" w:right="113"/>
       </w:pPr>
       <w:r>
@@ -3494,7 +3496,7 @@
           <w:right w:val="single" w:color="BFBFBF" w:sz="4" w:space="4"/>
         </w:pBdr>
         <w:shd w:fill="F4F4F4" w:color="auto" w:val="clear"/>
-        <w:spacing w:after="0" w:before="0" w:line="240"/>
+        <w:spacing w:after="0" w:before="0" w:line="240" w:lineRule="auto"/>
         <w:ind w:left="113" w:right="113"/>
       </w:pPr>
       <w:r>
@@ -3516,7 +3518,7 @@
           <w:right w:val="single" w:color="BFBFBF" w:sz="4" w:space="4"/>
         </w:pBdr>
         <w:shd w:fill="F4F4F4" w:color="auto" w:val="clear"/>
-        <w:spacing w:after="0" w:before="0" w:line="240"/>
+        <w:spacing w:after="0" w:before="0" w:line="240" w:lineRule="auto"/>
         <w:ind w:left="113" w:right="113"/>
       </w:pPr>
       <w:r>
@@ -3538,7 +3540,7 @@
           <w:right w:val="single" w:color="BFBFBF" w:sz="4" w:space="4"/>
         </w:pBdr>
         <w:shd w:fill="F4F4F4" w:color="auto" w:val="clear"/>
-        <w:spacing w:after="0" w:before="0" w:line="240"/>
+        <w:spacing w:after="0" w:before="0" w:line="240" w:lineRule="auto"/>
         <w:ind w:left="113" w:right="113"/>
       </w:pPr>
       <w:r>
@@ -3560,7 +3562,7 @@
           <w:right w:val="single" w:color="BFBFBF" w:sz="4" w:space="4"/>
         </w:pBdr>
         <w:shd w:fill="F4F4F4" w:color="auto" w:val="clear"/>
-        <w:spacing w:after="0" w:before="0" w:line="240"/>
+        <w:spacing w:after="0" w:before="0" w:line="240" w:lineRule="auto"/>
         <w:ind w:left="113" w:right="113"/>
       </w:pPr>
       <w:r>
@@ -3582,7 +3584,7 @@
           <w:right w:val="single" w:color="BFBFBF" w:sz="4" w:space="4"/>
         </w:pBdr>
         <w:shd w:fill="F4F4F4" w:color="auto" w:val="clear"/>
-        <w:spacing w:after="160" w:before="0" w:line="240"/>
+        <w:spacing w:after="160" w:before="0" w:line="240" w:lineRule="auto"/>
         <w:ind w:left="113" w:right="113"/>
       </w:pPr>
       <w:r>
@@ -3596,7 +3598,8 @@
     </w:p>
     <w:p>
       <w:pPr>
-        <w:spacing w:after="80"/>
+        <w:keepNext w:val="false"/>
+        <w:spacing w:after="80" w:before="0"/>
         <w:ind w:firstLine="709"/>
         <w:jc w:val="both"/>
       </w:pPr>
@@ -4576,6 +4579,18 @@
     <w:multiLevelType w:val="hybridMultilevel"/>
     <w:lvl w:ilvl="0" w15:tentative="1">
       <w:start w:val="1"/>
+      <w:numFmt w:val="bullet"/>
+      <w:lvlText w:val="•"/>
+      <w:lvlJc w:val="left"/>
+      <w:pPr>
+        <w:ind w:left="1134" w:hanging="284"/>
+      </w:pPr>
+    </w:lvl>
+  </w:abstractNum>
+  <w:abstractNum w:abstractNumId="4" w15:restartNumberingAfterBreak="0">
+    <w:multiLevelType w:val="hybridMultilevel"/>
+    <w:lvl w:ilvl="0" w15:tentative="1">
+      <w:start w:val="1"/>
       <w:numFmt w:val="decimal"/>
       <w:lvlText w:val="%1."/>
       <w:lvlJc w:val="left"/>
